--- a/项目启动说明.docx
+++ b/项目启动说明.docx
@@ -3,21 +3,11 @@
 <w:document xmlns:wpc="http://schemas.microsoft.com/office/word/2010/wordprocessingCanvas" xmlns:mc="http://schemas.openxmlformats.org/markup-compatibility/2006" xmlns:o="urn:schemas-microsoft-com:office:office" xmlns:r="http://schemas.openxmlformats.org/officeDocument/2006/relationships" xmlns:m="http://schemas.openxmlformats.org/officeDocument/2006/math" xmlns:v="urn:schemas-microsoft-com:vml" xmlns:wp14="http://schemas.microsoft.com/office/word/2010/wordprocessingDrawing" xmlns:wp="http://schemas.openxmlformats.org/drawingml/2006/wordprocessingDrawing" xmlns:w10="urn:schemas-microsoft-com:office:word" xmlns:w="http://schemas.openxmlformats.org/wordprocessingml/2006/main" xmlns:w14="http://schemas.microsoft.com/office/word/2010/wordml" xmlns:wpg="http://schemas.microsoft.com/office/word/2010/wordprocessingGroup" xmlns:wpi="http://schemas.microsoft.com/office/word/2010/wordprocessingInk" xmlns:wne="http://schemas.microsoft.com/office/word/2006/wordml" xmlns:wps="http://schemas.microsoft.com/office/word/2010/wordprocessingShape" mc:Ignorable="w14 wp14">
   <w:body>
     <w:p>
-      <w:pPr>
-        <w:rPr>
-          <w:rFonts w:hint="eastAsia"/>
-        </w:rPr>
-      </w:pPr>
       <w:r>
         <w:t>后端服务：</w:t>
       </w:r>
     </w:p>
     <w:p>
-      <w:pPr>
-        <w:rPr>
-          <w:rFonts w:hint="eastAsia"/>
-        </w:rPr>
-      </w:pPr>
       <w:r>
         <w:rPr>
           <w:rFonts w:hint="eastAsia"/>
@@ -34,11 +24,6 @@
       <w:proofErr w:type="spellEnd"/>
     </w:p>
     <w:p>
-      <w:pPr>
-        <w:rPr>
-          <w:rFonts w:hint="eastAsia"/>
-        </w:rPr>
-      </w:pPr>
       <w:r>
         <w:rPr>
           <w:rFonts w:hint="eastAsia"/>
@@ -72,19 +57,8 @@
         <w:t xml:space="preserve"> i -D concurrently</w:t>
       </w:r>
     </w:p>
-    <w:p>
-      <w:pPr>
-        <w:rPr>
-          <w:rFonts w:hint="eastAsia"/>
-        </w:rPr>
-      </w:pPr>
-    </w:p>
-    <w:p>
-      <w:pPr>
-        <w:rPr>
-          <w:rFonts w:hint="eastAsia"/>
-        </w:rPr>
-      </w:pPr>
+    <w:p/>
+    <w:p>
       <w:r>
         <w:rPr>
           <w:rFonts w:hint="eastAsia"/>
@@ -201,33 +175,10 @@
       </w:r>
       <w:proofErr w:type="spellEnd"/>
     </w:p>
-    <w:p>
-      <w:pPr>
-        <w:rPr>
-          <w:rFonts w:hint="eastAsia"/>
-        </w:rPr>
-      </w:pPr>
-    </w:p>
-    <w:p>
-      <w:pPr>
-        <w:rPr>
-          <w:rFonts w:hint="eastAsia"/>
-        </w:rPr>
-      </w:pPr>
-    </w:p>
-    <w:p>
-      <w:pPr>
-        <w:rPr>
-          <w:rFonts w:hint="eastAsia"/>
-        </w:rPr>
-      </w:pPr>
-    </w:p>
-    <w:p>
-      <w:pPr>
-        <w:rPr>
-          <w:rFonts w:hint="eastAsia"/>
-        </w:rPr>
-      </w:pPr>
+    <w:p/>
+    <w:p/>
+    <w:p/>
+    <w:p>
       <w:r>
         <w:rPr>
           <w:rFonts w:hint="eastAsia"/>
@@ -236,21 +187,11 @@
       </w:r>
     </w:p>
     <w:p>
-      <w:pPr>
-        <w:rPr>
-          <w:rFonts w:hint="eastAsia"/>
-        </w:rPr>
-      </w:pPr>
       <w:r>
         <w:t>进入前端目录</w:t>
       </w:r>
     </w:p>
     <w:p>
-      <w:pPr>
-        <w:rPr>
-          <w:rFonts w:hint="eastAsia"/>
-        </w:rPr>
-      </w:pPr>
       <w:proofErr w:type="spellStart"/>
       <w:proofErr w:type="gramStart"/>
       <w:r>
@@ -268,65 +209,8 @@
         <w:t xml:space="preserve"> start</w:t>
       </w:r>
     </w:p>
-    <w:p>
-      <w:pPr>
-        <w:rPr>
-          <w:rFonts w:hint="eastAsia"/>
-        </w:rPr>
-      </w:pPr>
-    </w:p>
-    <w:p>
-      <w:pPr>
-        <w:rPr>
-          <w:rFonts w:hint="eastAsia"/>
-        </w:rPr>
-      </w:pPr>
-    </w:p>
-    <w:p>
-      <w:pPr>
-        <w:rPr>
-          <w:rFonts w:hint="eastAsia"/>
-        </w:rPr>
-      </w:pPr>
-      <w:r>
-        <w:rPr>
-          <w:rFonts w:hint="eastAsia"/>
-        </w:rPr>
-        <w:t>数据库配置：</w:t>
-      </w:r>
-    </w:p>
-    <w:p>
-      <w:pPr>
-        <w:rPr>
-          <w:rFonts w:hint="eastAsia"/>
-        </w:rPr>
-      </w:pPr>
-      <w:r>
-        <w:rPr>
-          <w:rFonts w:hint="eastAsia"/>
-        </w:rPr>
-        <w:t>提前得导入本地数据库（我会放在文件夹）</w:t>
-      </w:r>
-    </w:p>
-    <w:p>
-      <w:r>
-        <w:rPr>
-          <w:rFonts w:hint="eastAsia"/>
-        </w:rPr>
-        <w:t>我这里用的密码是</w:t>
-      </w:r>
-      <w:r>
-        <w:rPr>
-          <w:rFonts w:hint="eastAsia"/>
-        </w:rPr>
-        <w:t>3147,</w:t>
-      </w:r>
-      <w:r>
-        <w:rPr>
-          <w:rFonts w:hint="eastAsia"/>
-        </w:rPr>
-        <w:t>你们使用需要根据自己密码更改</w:t>
-      </w:r>
+    <w:p/>
+    <w:p>
       <w:bookmarkStart w:id="0" w:name="_GoBack"/>
       <w:bookmarkEnd w:id="0"/>
     </w:p>
@@ -504,6 +388,7 @@
   <w:style w:type="character" w:default="1" w:styleId="a0">
     <w:name w:val="Default Paragraph Font"/>
     <w:uiPriority w:val="1"/>
+    <w:semiHidden/>
     <w:unhideWhenUsed/>
   </w:style>
   <w:style w:type="table" w:default="1" w:styleId="a1">
@@ -694,6 +579,7 @@
   <w:style w:type="character" w:default="1" w:styleId="a0">
     <w:name w:val="Default Paragraph Font"/>
     <w:uiPriority w:val="1"/>
+    <w:semiHidden/>
     <w:unhideWhenUsed/>
   </w:style>
   <w:style w:type="table" w:default="1" w:styleId="a1">

--- a/项目启动说明.docx
+++ b/项目启动说明.docx
@@ -67,6 +67,25 @@
       </w:r>
     </w:p>
     <w:p>
+      <w:pPr>
+        <w:rPr>
+          <w:rFonts w:hint="eastAsia"/>
+        </w:rPr>
+      </w:pPr>
+      <w:r>
+        <w:rPr>
+          <w:rFonts w:hint="eastAsia"/>
+        </w:rPr>
+        <w:t xml:space="preserve"># </w:t>
+      </w:r>
+      <w:r>
+        <w:rPr>
+          <w:rFonts w:hint="eastAsia"/>
+        </w:rPr>
+        <w:t>设置数据库环境变量</w:t>
+      </w:r>
+    </w:p>
+    <w:p>
       <w:r>
         <w:t>$</w:t>
       </w:r>
@@ -137,25 +156,81 @@
         <w:t>"</w:t>
       </w:r>
     </w:p>
-    <w:p>
-      <w:r>
-        <w:t>$</w:t>
-      </w:r>
-      <w:proofErr w:type="spellStart"/>
-      <w:r>
-        <w:t>env</w:t>
+    <w:p/>
+    <w:p>
+      <w:pPr>
+        <w:rPr>
+          <w:rFonts w:hint="eastAsia"/>
+        </w:rPr>
+      </w:pPr>
+      <w:r>
+        <w:rPr>
+          <w:rFonts w:hint="eastAsia"/>
+        </w:rPr>
+        <w:t xml:space="preserve"># </w:t>
+      </w:r>
+      <w:r>
+        <w:rPr>
+          <w:rFonts w:hint="eastAsia"/>
+        </w:rPr>
+        <w:t>设置</w:t>
+      </w:r>
+      <w:r>
+        <w:rPr>
+          <w:rFonts w:hint="eastAsia"/>
+        </w:rPr>
+        <w:t>AI</w:t>
+      </w:r>
+      <w:r>
+        <w:rPr>
+          <w:rFonts w:hint="eastAsia"/>
+        </w:rPr>
+        <w:t>模型环境变量（百度千帆</w:t>
+      </w:r>
+      <w:r>
+        <w:rPr>
+          <w:rFonts w:hint="eastAsia"/>
+        </w:rPr>
+        <w:t>ERNIE X1</w:t>
+      </w:r>
+      <w:r>
+        <w:rPr>
+          <w:rFonts w:hint="eastAsia"/>
+        </w:rPr>
+        <w:t>）</w:t>
+      </w:r>
+    </w:p>
+    <w:p>
+      <w:r>
+        <w:t>$env</w:t>
       </w:r>
       <w:proofErr w:type="gramStart"/>
       <w:r>
-        <w:t>:DEEPSEEK</w:t>
+        <w:t>:API</w:t>
       </w:r>
       <w:proofErr w:type="gramEnd"/>
       <w:r>
-        <w:t>_API_KEY</w:t>
-      </w:r>
-      <w:proofErr w:type="spellEnd"/>
-      <w:r>
-        <w:t>="sk-e8ad98bc116c40b2aebdef00d10d8b54"</w:t>
+        <w:t>_KEY="bce-v3/ALTAK-GlzTH3GEwkwIGzCsLtoeG/692dd1e4a3efc131b1b06ef241e668306e6782c9"</w:t>
+      </w:r>
+    </w:p>
+    <w:p/>
+    <w:p>
+      <w:pPr>
+        <w:rPr>
+          <w:rFonts w:hint="eastAsia"/>
+        </w:rPr>
+      </w:pPr>
+      <w:r>
+        <w:rPr>
+          <w:rFonts w:hint="eastAsia"/>
+        </w:rPr>
+        <w:t xml:space="preserve"># </w:t>
+      </w:r>
+      <w:r>
+        <w:rPr>
+          <w:rFonts w:hint="eastAsia"/>
+        </w:rPr>
+        <w:t>启动所有服务</w:t>
       </w:r>
     </w:p>
     <w:p>
@@ -173,11 +248,12 @@
       <w:r>
         <w:t>start:services</w:t>
       </w:r>
+      <w:bookmarkStart w:id="0" w:name="_GoBack"/>
+      <w:bookmarkEnd w:id="0"/>
       <w:proofErr w:type="spellEnd"/>
     </w:p>
     <w:p/>
     <w:p/>
-    <w:p/>
     <w:p>
       <w:r>
         <w:rPr>
@@ -210,10 +286,7 @@
       </w:r>
     </w:p>
     <w:p/>
-    <w:p>
-      <w:bookmarkStart w:id="0" w:name="_GoBack"/>
-      <w:bookmarkEnd w:id="0"/>
-    </w:p>
+    <w:p/>
     <w:sectPr>
       <w:pgSz w:w="11906" w:h="16838"/>
       <w:pgMar w:top="1440" w:right="1800" w:bottom="1440" w:left="1800" w:header="851" w:footer="992" w:gutter="0"/>

--- a/项目启动说明.docx
+++ b/项目启动说明.docx
@@ -67,11 +67,6 @@
       </w:r>
     </w:p>
     <w:p>
-      <w:pPr>
-        <w:rPr>
-          <w:rFonts w:hint="eastAsia"/>
-        </w:rPr>
-      </w:pPr>
       <w:r>
         <w:rPr>
           <w:rFonts w:hint="eastAsia"/>
@@ -156,70 +151,23 @@
         <w:t>"</w:t>
       </w:r>
     </w:p>
+    <w:p>
+      <w:bookmarkStart w:id="0" w:name="_GoBack"/>
+      <w:bookmarkEnd w:id="0"/>
+      <w:r>
+        <w:t>$env</w:t>
+      </w:r>
+      <w:proofErr w:type="gramStart"/>
+      <w:r>
+        <w:t>:API</w:t>
+      </w:r>
+      <w:proofErr w:type="gramEnd"/>
+      <w:r>
+        <w:t>_KEY="bce-v3/ALTAK-GlzTH3GEwkwIGzCsLtoeG/692dd1e4a3efc131b1b06ef241e668306e6782c9"</w:t>
+      </w:r>
+    </w:p>
     <w:p/>
     <w:p>
-      <w:pPr>
-        <w:rPr>
-          <w:rFonts w:hint="eastAsia"/>
-        </w:rPr>
-      </w:pPr>
-      <w:r>
-        <w:rPr>
-          <w:rFonts w:hint="eastAsia"/>
-        </w:rPr>
-        <w:t xml:space="preserve"># </w:t>
-      </w:r>
-      <w:r>
-        <w:rPr>
-          <w:rFonts w:hint="eastAsia"/>
-        </w:rPr>
-        <w:t>设置</w:t>
-      </w:r>
-      <w:r>
-        <w:rPr>
-          <w:rFonts w:hint="eastAsia"/>
-        </w:rPr>
-        <w:t>AI</w:t>
-      </w:r>
-      <w:r>
-        <w:rPr>
-          <w:rFonts w:hint="eastAsia"/>
-        </w:rPr>
-        <w:t>模型环境变量（百度千帆</w:t>
-      </w:r>
-      <w:r>
-        <w:rPr>
-          <w:rFonts w:hint="eastAsia"/>
-        </w:rPr>
-        <w:t>ERNIE X1</w:t>
-      </w:r>
-      <w:r>
-        <w:rPr>
-          <w:rFonts w:hint="eastAsia"/>
-        </w:rPr>
-        <w:t>）</w:t>
-      </w:r>
-    </w:p>
-    <w:p>
-      <w:r>
-        <w:t>$env</w:t>
-      </w:r>
-      <w:proofErr w:type="gramStart"/>
-      <w:r>
-        <w:t>:API</w:t>
-      </w:r>
-      <w:proofErr w:type="gramEnd"/>
-      <w:r>
-        <w:t>_KEY="bce-v3/ALTAK-GlzTH3GEwkwIGzCsLtoeG/692dd1e4a3efc131b1b06ef241e668306e6782c9"</w:t>
-      </w:r>
-    </w:p>
-    <w:p/>
-    <w:p>
-      <w:pPr>
-        <w:rPr>
-          <w:rFonts w:hint="eastAsia"/>
-        </w:rPr>
-      </w:pPr>
       <w:r>
         <w:rPr>
           <w:rFonts w:hint="eastAsia"/>
@@ -248,8 +196,6 @@
       <w:r>
         <w:t>start:services</w:t>
       </w:r>
-      <w:bookmarkStart w:id="0" w:name="_GoBack"/>
-      <w:bookmarkEnd w:id="0"/>
       <w:proofErr w:type="spellEnd"/>
     </w:p>
     <w:p/>

--- a/项目启动说明.docx
+++ b/项目启动说明.docx
@@ -3,11 +3,21 @@
 <w:document xmlns:wpc="http://schemas.microsoft.com/office/word/2010/wordprocessingCanvas" xmlns:mc="http://schemas.openxmlformats.org/markup-compatibility/2006" xmlns:o="urn:schemas-microsoft-com:office:office" xmlns:r="http://schemas.openxmlformats.org/officeDocument/2006/relationships" xmlns:m="http://schemas.openxmlformats.org/officeDocument/2006/math" xmlns:v="urn:schemas-microsoft-com:vml" xmlns:wp14="http://schemas.microsoft.com/office/word/2010/wordprocessingDrawing" xmlns:wp="http://schemas.openxmlformats.org/drawingml/2006/wordprocessingDrawing" xmlns:w10="urn:schemas-microsoft-com:office:word" xmlns:w="http://schemas.openxmlformats.org/wordprocessingml/2006/main" xmlns:w14="http://schemas.microsoft.com/office/word/2010/wordml" xmlns:wpg="http://schemas.microsoft.com/office/word/2010/wordprocessingGroup" xmlns:wpi="http://schemas.microsoft.com/office/word/2010/wordprocessingInk" xmlns:wne="http://schemas.microsoft.com/office/word/2006/wordml" xmlns:wps="http://schemas.microsoft.com/office/word/2010/wordprocessingShape" mc:Ignorable="w14 wp14">
   <w:body>
     <w:p>
+      <w:pPr>
+        <w:rPr>
+          <w:rFonts w:hint="eastAsia"/>
+        </w:rPr>
+      </w:pPr>
       <w:r>
         <w:t>后端服务：</w:t>
       </w:r>
     </w:p>
     <w:p>
+      <w:pPr>
+        <w:rPr>
+          <w:rFonts w:hint="eastAsia"/>
+        </w:rPr>
+      </w:pPr>
       <w:r>
         <w:rPr>
           <w:rFonts w:hint="eastAsia"/>
@@ -24,6 +34,11 @@
       <w:proofErr w:type="spellEnd"/>
     </w:p>
     <w:p>
+      <w:pPr>
+        <w:rPr>
+          <w:rFonts w:hint="eastAsia"/>
+        </w:rPr>
+      </w:pPr>
       <w:r>
         <w:rPr>
           <w:rFonts w:hint="eastAsia"/>
@@ -57,8 +72,19 @@
         <w:t xml:space="preserve"> i -D concurrently</w:t>
       </w:r>
     </w:p>
-    <w:p/>
-    <w:p>
+    <w:p>
+      <w:pPr>
+        <w:rPr>
+          <w:rFonts w:hint="eastAsia"/>
+        </w:rPr>
+      </w:pPr>
+    </w:p>
+    <w:p>
+      <w:pPr>
+        <w:rPr>
+          <w:rFonts w:hint="eastAsia"/>
+        </w:rPr>
+      </w:pPr>
       <w:r>
         <w:rPr>
           <w:rFonts w:hint="eastAsia"/>
@@ -175,10 +201,33 @@
       </w:r>
       <w:proofErr w:type="spellEnd"/>
     </w:p>
-    <w:p/>
-    <w:p/>
-    <w:p/>
-    <w:p>
+    <w:p>
+      <w:pPr>
+        <w:rPr>
+          <w:rFonts w:hint="eastAsia"/>
+        </w:rPr>
+      </w:pPr>
+    </w:p>
+    <w:p>
+      <w:pPr>
+        <w:rPr>
+          <w:rFonts w:hint="eastAsia"/>
+        </w:rPr>
+      </w:pPr>
+    </w:p>
+    <w:p>
+      <w:pPr>
+        <w:rPr>
+          <w:rFonts w:hint="eastAsia"/>
+        </w:rPr>
+      </w:pPr>
+    </w:p>
+    <w:p>
+      <w:pPr>
+        <w:rPr>
+          <w:rFonts w:hint="eastAsia"/>
+        </w:rPr>
+      </w:pPr>
       <w:r>
         <w:rPr>
           <w:rFonts w:hint="eastAsia"/>
@@ -187,11 +236,21 @@
       </w:r>
     </w:p>
     <w:p>
+      <w:pPr>
+        <w:rPr>
+          <w:rFonts w:hint="eastAsia"/>
+        </w:rPr>
+      </w:pPr>
       <w:r>
         <w:t>进入前端目录</w:t>
       </w:r>
     </w:p>
     <w:p>
+      <w:pPr>
+        <w:rPr>
+          <w:rFonts w:hint="eastAsia"/>
+        </w:rPr>
+      </w:pPr>
       <w:proofErr w:type="spellStart"/>
       <w:proofErr w:type="gramStart"/>
       <w:r>
@@ -209,8 +268,65 @@
         <w:t xml:space="preserve"> start</w:t>
       </w:r>
     </w:p>
-    <w:p/>
-    <w:p>
+    <w:p>
+      <w:pPr>
+        <w:rPr>
+          <w:rFonts w:hint="eastAsia"/>
+        </w:rPr>
+      </w:pPr>
+    </w:p>
+    <w:p>
+      <w:pPr>
+        <w:rPr>
+          <w:rFonts w:hint="eastAsia"/>
+        </w:rPr>
+      </w:pPr>
+    </w:p>
+    <w:p>
+      <w:pPr>
+        <w:rPr>
+          <w:rFonts w:hint="eastAsia"/>
+        </w:rPr>
+      </w:pPr>
+      <w:r>
+        <w:rPr>
+          <w:rFonts w:hint="eastAsia"/>
+        </w:rPr>
+        <w:t>数据库配置：</w:t>
+      </w:r>
+    </w:p>
+    <w:p>
+      <w:pPr>
+        <w:rPr>
+          <w:rFonts w:hint="eastAsia"/>
+        </w:rPr>
+      </w:pPr>
+      <w:r>
+        <w:rPr>
+          <w:rFonts w:hint="eastAsia"/>
+        </w:rPr>
+        <w:t>提前得导入本地数据库（我会放在文件夹）</w:t>
+      </w:r>
+    </w:p>
+    <w:p>
+      <w:r>
+        <w:rPr>
+          <w:rFonts w:hint="eastAsia"/>
+        </w:rPr>
+        <w:t>我这里用的密码是</w:t>
+      </w:r>
+      <w:r>
+        <w:rPr>
+          <w:rFonts w:hint="eastAsia"/>
+        </w:rPr>
+        <w:t>3147,</w:t>
+      </w:r>
+      <w:r>
+        <w:rPr>
+          <w:rFonts w:hint="eastAsia"/>
+        </w:rPr>
+        <w:t>你们使用需要根据自己密码更改</w:t>
+      </w:r>
       <w:bookmarkStart w:id="0" w:name="_GoBack"/>
       <w:bookmarkEnd w:id="0"/>
     </w:p>
@@ -388,7 +504,6 @@
   <w:style w:type="character" w:default="1" w:styleId="a0">
     <w:name w:val="Default Paragraph Font"/>
     <w:uiPriority w:val="1"/>
-    <w:semiHidden/>
     <w:unhideWhenUsed/>
   </w:style>
   <w:style w:type="table" w:default="1" w:styleId="a1">
@@ -579,7 +694,6 @@
   <w:style w:type="character" w:default="1" w:styleId="a0">
     <w:name w:val="Default Paragraph Font"/>
     <w:uiPriority w:val="1"/>
-    <w:semiHidden/>
     <w:unhideWhenUsed/>
   </w:style>
   <w:style w:type="table" w:default="1" w:styleId="a1">

--- a/项目启动说明.docx
+++ b/项目启动说明.docx
@@ -36,13 +36,10 @@
         </w:rPr>
         <w:t>，</w:t>
       </w:r>
-      <w:r>
-        <w:rPr>
-          <w:rFonts w:hint="eastAsia"/>
-        </w:rPr>
-        <w:t xml:space="preserve"> </w:t>
-      </w:r>
+    </w:p>
+    <w:p>
       <w:proofErr w:type="spellStart"/>
+      <w:proofErr w:type="gramStart"/>
       <w:r>
         <w:rPr>
           <w:rFonts w:hint="eastAsia"/>
@@ -50,6 +47,7 @@
         <w:t>npm</w:t>
       </w:r>
       <w:proofErr w:type="spellEnd"/>
+      <w:proofErr w:type="gramEnd"/>
       <w:r>
         <w:rPr>
           <w:rFonts w:hint="eastAsia"/>
@@ -59,146 +57,26 @@
     </w:p>
     <w:p/>
     <w:p>
-      <w:r>
-        <w:rPr>
-          <w:rFonts w:hint="eastAsia"/>
-        </w:rPr>
-        <w:t>设置环境变量并启动：</w:t>
-      </w:r>
-    </w:p>
-    <w:p>
-      <w:r>
-        <w:rPr>
-          <w:rFonts w:hint="eastAsia"/>
-        </w:rPr>
-        <w:t xml:space="preserve"># </w:t>
-      </w:r>
-      <w:r>
-        <w:rPr>
-          <w:rFonts w:hint="eastAsia"/>
-        </w:rPr>
-        <w:t>设置数据库环境变量</w:t>
-      </w:r>
-    </w:p>
-    <w:p>
-      <w:r>
-        <w:t>$</w:t>
-      </w:r>
       <w:proofErr w:type="spellStart"/>
-      <w:r>
-        <w:t>env</w:t>
-      </w:r>
       <w:proofErr w:type="gramStart"/>
       <w:r>
-        <w:t>:DB</w:t>
-      </w:r>
+        <w:t>npm</w:t>
+      </w:r>
+      <w:proofErr w:type="spellEnd"/>
       <w:proofErr w:type="gramEnd"/>
       <w:r>
-        <w:t>_USER</w:t>
+        <w:t xml:space="preserve"> run </w:t>
+      </w:r>
+      <w:proofErr w:type="spellStart"/>
+      <w:r>
+        <w:t>start:services</w:t>
       </w:r>
       <w:proofErr w:type="spellEnd"/>
-      <w:r>
-        <w:t>="root"</w:t>
-      </w:r>
-    </w:p>
-    <w:p>
-      <w:r>
-        <w:t>$</w:t>
-      </w:r>
-      <w:proofErr w:type="spellStart"/>
-      <w:r>
-        <w:t>env</w:t>
-      </w:r>
-      <w:proofErr w:type="gramStart"/>
-      <w:r>
-        <w:t>:DB</w:t>
-      </w:r>
-      <w:proofErr w:type="gramEnd"/>
-      <w:r>
-        <w:t>_PASSWORD</w:t>
-      </w:r>
-      <w:proofErr w:type="spellEnd"/>
-      <w:r>
-        <w:t>="3147"</w:t>
-      </w:r>
-    </w:p>
-    <w:p>
-      <w:r>
-        <w:t>$</w:t>
-      </w:r>
-      <w:proofErr w:type="spellStart"/>
-      <w:r>
-        <w:t>env</w:t>
-      </w:r>
-      <w:proofErr w:type="gramStart"/>
-      <w:r>
-        <w:t>:DB</w:t>
-      </w:r>
-      <w:proofErr w:type="gramEnd"/>
-      <w:r>
-        <w:t>_NAME</w:t>
-      </w:r>
-      <w:proofErr w:type="spellEnd"/>
-      <w:r>
-        <w:t>="</w:t>
-      </w:r>
-      <w:proofErr w:type="spellStart"/>
-      <w:r>
-        <w:t>ianct_chinese_user</w:t>
-      </w:r>
-      <w:proofErr w:type="spellEnd"/>
-      <w:r>
-        <w:t>"</w:t>
-      </w:r>
     </w:p>
     <w:p>
       <w:bookmarkStart w:id="0" w:name="_GoBack"/>
       <w:bookmarkEnd w:id="0"/>
-      <w:r>
-        <w:t>$env</w:t>
-      </w:r>
-      <w:proofErr w:type="gramStart"/>
-      <w:r>
-        <w:t>:API</w:t>
-      </w:r>
-      <w:proofErr w:type="gramEnd"/>
-      <w:r>
-        <w:t>_KEY="bce-v3/ALTAK-GlzTH3GEwkwIGzCsLtoeG/692dd1e4a3efc131b1b06ef241e668306e6782c9"</w:t>
-      </w:r>
-    </w:p>
-    <w:p/>
-    <w:p>
-      <w:r>
-        <w:rPr>
-          <w:rFonts w:hint="eastAsia"/>
-        </w:rPr>
-        <w:t xml:space="preserve"># </w:t>
-      </w:r>
-      <w:r>
-        <w:rPr>
-          <w:rFonts w:hint="eastAsia"/>
-        </w:rPr>
-        <w:t>启动所有服务</w:t>
-      </w:r>
-    </w:p>
-    <w:p>
-      <w:proofErr w:type="spellStart"/>
-      <w:proofErr w:type="gramStart"/>
-      <w:r>
-        <w:t>npm</w:t>
-      </w:r>
-      <w:proofErr w:type="spellEnd"/>
-      <w:proofErr w:type="gramEnd"/>
-      <w:r>
-        <w:t xml:space="preserve"> run </w:t>
-      </w:r>
-      <w:proofErr w:type="spellStart"/>
-      <w:r>
-        <w:t>start:services</w:t>
-      </w:r>
-      <w:proofErr w:type="spellEnd"/>
-    </w:p>
-    <w:p/>
+    </w:p>
     <w:p/>
     <w:p>
       <w:r>
